--- a/resources/marketplace/packages/accessibility/SKILL.md.docx
+++ b/resources/marketplace/packages/accessibility/SKILL.md.docx
@@ -22,7 +22,7 @@
         <w:pStyle w:val="Heading2"/>
         <w:rPr/>
       </w:pPr>
-      <w:bookmarkStart w:colFirst="0" w:colLast="0" w:name="_tj3dtemebahm" w:id="0"/>
+      <w:bookmarkStart w:colFirst="0" w:colLast="0" w:name="_f6gciexgwsz8" w:id="0"/>
       <w:bookmarkEnd w:id="0"/>
       <w:r>
         <w:rPr>
@@ -36,7 +36,7 @@
         <w:pStyle w:val="Heading1"/>
         <w:rPr/>
       </w:pPr>
-      <w:bookmarkStart w:colFirst="0" w:colLast="0" w:name="_ih68vu4qy6wy" w:id="1"/>
+      <w:bookmarkStart w:colFirst="0" w:colLast="0" w:name="_9gxaokg0ivhs" w:id="1"/>
       <w:bookmarkEnd w:id="1"/>
       <w:r>
         <w:rPr>
@@ -50,7 +50,7 @@
         <w:pStyle w:val="Heading2"/>
         <w:rPr/>
       </w:pPr>
-      <w:bookmarkStart w:colFirst="0" w:colLast="0" w:name="_hw5cner3gjwp" w:id="2"/>
+      <w:bookmarkStart w:colFirst="0" w:colLast="0" w:name="_py6571dam7jz" w:id="2"/>
       <w:bookmarkEnd w:id="2"/>
       <w:r>
         <w:rPr>
@@ -66,6 +66,7 @@
           <w:numId w:val="1"/>
         </w:numPr>
         <w:ind w:left="720" w:hanging="360"/>
+        <w:rPr/>
       </w:pPr>
       <w:r>
         <w:rPr>
@@ -81,6 +82,7 @@
           <w:numId w:val="1"/>
         </w:numPr>
         <w:ind w:left="720" w:hanging="360"/>
+        <w:rPr/>
       </w:pPr>
       <w:r>
         <w:rPr>
@@ -96,6 +98,7 @@
           <w:numId w:val="1"/>
         </w:numPr>
         <w:ind w:left="720" w:hanging="360"/>
+        <w:rPr/>
       </w:pPr>
       <w:r>
         <w:rPr>
@@ -111,6 +114,7 @@
           <w:numId w:val="1"/>
         </w:numPr>
         <w:ind w:left="720" w:hanging="360"/>
+        <w:rPr/>
       </w:pPr>
       <w:r>
         <w:rPr>
@@ -126,6 +130,7 @@
           <w:numId w:val="1"/>
         </w:numPr>
         <w:ind w:left="720" w:hanging="360"/>
+        <w:rPr/>
       </w:pPr>
       <w:r>
         <w:rPr>
@@ -155,6 +160,7 @@
           <w:numId w:val="1"/>
         </w:numPr>
         <w:ind w:left="720" w:hanging="360"/>
+        <w:rPr/>
       </w:pPr>
       <w:r>
         <w:rPr>
@@ -170,6 +176,7 @@
           <w:numId w:val="1"/>
         </w:numPr>
         <w:ind w:left="720" w:hanging="360"/>
+        <w:rPr/>
       </w:pPr>
       <w:r>
         <w:rPr>
@@ -183,7 +190,7 @@
         <w:pStyle w:val="Heading2"/>
         <w:rPr/>
       </w:pPr>
-      <w:bookmarkStart w:colFirst="0" w:colLast="0" w:name="_u73gp8xi0yqi" w:id="3"/>
+      <w:bookmarkStart w:colFirst="0" w:colLast="0" w:name="_bjik1e9wn4db" w:id="3"/>
       <w:bookmarkEnd w:id="3"/>
       <w:r>
         <w:rPr>
@@ -199,6 +206,7 @@
           <w:numId w:val="2"/>
         </w:numPr>
         <w:ind w:left="720" w:hanging="360"/>
+        <w:rPr/>
       </w:pPr>
       <w:r>
         <w:rPr>
@@ -214,6 +222,7 @@
           <w:numId w:val="2"/>
         </w:numPr>
         <w:ind w:left="720" w:hanging="360"/>
+        <w:rPr/>
       </w:pPr>
       <w:r>
         <w:rPr>
